--- a/assets/docs/AI_Innovation_Hackathon_2026_Rules_and_Regulations_FULL_NAME.docx
+++ b/assets/docs/AI_Innovation_Hackathon_2026_Rules_and_Regulations_FULL_NAME.docx
@@ -341,7 +341,7 @@
     </w:tbl>
     <w:p>
       <w:r>
-        <w:t>The exact timings for each stage will be communicated through the official hackathon website and communication channels.</w:t>
+        <w:t>Stage 1 — Idea Submission &amp; Screening: 19 October 2026. Main Hackathon: 20 October 2026. All main-event timings below are in Indian Standard Time (IST, UTC+5:30).</w:t>
       </w:r>
     </w:p>
     <w:p>
@@ -1264,7 +1264,7 @@
     </w:p>
     <w:p>
       <w:r>
-        <w:t>The final submission deadline will be announced as part of the official 20 October hackathon schedule.</w:t>
+        <w:t>The final submission deadline is 6:00 PM IST on 20 October 2026. Teams should submit before the final few minutes to avoid technical problems.</w:t>
       </w:r>
     </w:p>
     <w:p>
